--- a/doc/MSFS_CamControl-QuickGuide.docx
+++ b/doc/MSFS_CamControl-QuickGuide.docx
@@ -45,91 +45,103 @@
           <w:rFonts w:eastAsia="Times New Roman"/>
           <w:lang w:val="en-US" w:eastAsia="de-CH"/>
         </w:rPr>
+        <w:t>3</w:t>
+      </w:r>
+      <w:r>
+        <w:rPr>
+          <w:rFonts w:eastAsia="Times New Roman"/>
+          <w:lang w:val="en-US" w:eastAsia="de-CH"/>
+        </w:rPr>
+        <w:t>.0.</w:t>
+      </w:r>
+      <w:r>
+        <w:rPr>
+          <w:rFonts w:eastAsia="Times New Roman"/>
+          <w:lang w:val="en-US" w:eastAsia="de-CH"/>
+        </w:rPr>
+        <w:t>7</w:t>
+      </w:r>
+      <w:r>
+        <w:rPr>
+          <w:rFonts w:eastAsia="Times New Roman"/>
+          <w:lang w:val="en-US" w:eastAsia="de-CH"/>
+        </w:rPr>
+        <w:t>3</w:t>
+      </w:r>
+    </w:p>
+    <w:p>
+      <w:pPr>
+        <w:rPr>
+          <w:lang w:val="en-US" w:eastAsia="de-CH"/>
+        </w:rPr>
+      </w:pPr>
+      <w:r>
+        <w:rPr>
+          <w:lang w:val="en-US" w:eastAsia="de-CH"/>
+        </w:rPr>
+        <w:t xml:space="preserve">See </w:t>
+      </w:r>
+      <w:r>
+        <w:rPr>
+          <w:color w:val="FF0000"/>
+          <w:lang w:val="en-US" w:eastAsia="de-CH"/>
+        </w:rPr>
+        <w:t>(V0.7</w:t>
+      </w:r>
+      <w:r>
+        <w:rPr>
+          <w:color w:val="FF0000"/>
+          <w:lang w:val="en-US" w:eastAsia="de-CH"/>
+        </w:rPr>
+        <w:t>3</w:t>
+      </w:r>
+      <w:r>
+        <w:rPr>
+          <w:color w:val="FF0000"/>
+          <w:lang w:val="en-US" w:eastAsia="de-CH"/>
+        </w:rPr>
+        <w:t>)</w:t>
+      </w:r>
+      <w:r>
+        <w:rPr>
+          <w:lang w:val="en-US" w:eastAsia="de-CH"/>
+        </w:rPr>
+        <w:t xml:space="preserve"> indications for updates from the previous version (V0.</w:t>
+      </w:r>
+      <w:r>
+        <w:rPr>
+          <w:lang w:val="en-US" w:eastAsia="de-CH"/>
+        </w:rPr>
+        <w:t>7</w:t>
+      </w:r>
+      <w:r>
+        <w:rPr>
+          <w:lang w:val="en-US" w:eastAsia="de-CH"/>
+        </w:rPr>
         <w:t>2</w:t>
       </w:r>
       <w:r>
         <w:rPr>
+          <w:lang w:val="en-US" w:eastAsia="de-CH"/>
+        </w:rPr>
+        <w:t>)</w:t>
+      </w:r>
+      <w:r>
+        <w:rPr>
+          <w:lang w:val="en-US" w:eastAsia="de-CH"/>
+        </w:rPr>
+        <w:t xml:space="preserve"> – THERE ARE NO UPDATES for 0.73</w:t>
+      </w:r>
+    </w:p>
+    <w:p>
+      <w:pPr>
+        <w:pStyle w:val="berschrift1"/>
+        <w:rPr>
           <w:rFonts w:eastAsia="Times New Roman"/>
           <w:lang w:val="en-US" w:eastAsia="de-CH"/>
         </w:rPr>
-        <w:t>.0.</w:t>
-      </w:r>
-      <w:r>
-        <w:rPr>
-          <w:rFonts w:eastAsia="Times New Roman"/>
-          <w:lang w:val="en-US" w:eastAsia="de-CH"/>
-        </w:rPr>
-        <w:t>7</w:t>
-      </w:r>
-      <w:r>
-        <w:rPr>
-          <w:rFonts w:eastAsia="Times New Roman"/>
-          <w:lang w:val="en-US" w:eastAsia="de-CH"/>
-        </w:rPr>
-        <w:t>2</w:t>
-      </w:r>
-    </w:p>
-    <w:p>
-      <w:pPr>
-        <w:rPr>
-          <w:lang w:val="en-US" w:eastAsia="de-CH"/>
-        </w:rPr>
-      </w:pPr>
-      <w:r>
-        <w:rPr>
-          <w:lang w:val="en-US" w:eastAsia="de-CH"/>
-        </w:rPr>
-        <w:t xml:space="preserve">See </w:t>
-      </w:r>
-      <w:r>
-        <w:rPr>
-          <w:color w:val="FF0000"/>
-          <w:lang w:val="en-US" w:eastAsia="de-CH"/>
-        </w:rPr>
-        <w:t>(V0.7</w:t>
-      </w:r>
-      <w:r>
-        <w:rPr>
-          <w:color w:val="FF0000"/>
-          <w:lang w:val="en-US" w:eastAsia="de-CH"/>
-        </w:rPr>
-        <w:t>2</w:t>
-      </w:r>
-      <w:r>
-        <w:rPr>
-          <w:color w:val="FF0000"/>
-          <w:lang w:val="en-US" w:eastAsia="de-CH"/>
-        </w:rPr>
-        <w:t>)</w:t>
-      </w:r>
-      <w:r>
-        <w:rPr>
-          <w:lang w:val="en-US" w:eastAsia="de-CH"/>
-        </w:rPr>
-        <w:t xml:space="preserve"> indications for updates from the previous version (V0.</w:t>
-      </w:r>
-      <w:r>
-        <w:rPr>
-          <w:lang w:val="en-US" w:eastAsia="de-CH"/>
-        </w:rPr>
-        <w:t>70</w:t>
-      </w:r>
-      <w:r>
-        <w:rPr>
-          <w:lang w:val="en-US" w:eastAsia="de-CH"/>
-        </w:rPr>
-        <w:t>)</w:t>
-      </w:r>
-    </w:p>
-    <w:p>
-      <w:pPr>
-        <w:pStyle w:val="berschrift1"/>
-        <w:rPr>
-          <w:rFonts w:eastAsia="Times New Roman"/>
-          <w:lang w:val="en-US" w:eastAsia="de-CH"/>
-        </w:rPr>
-      </w:pPr>
-      <w:bookmarkStart w:id="0" w:name="_Toc176188390"/>
+      </w:pPr>
+      <w:bookmarkStart w:id="0" w:name="_Toc227082907"/>
       <w:r>
         <w:rPr>
           <w:rFonts w:eastAsia="Times New Roman"/>
@@ -322,6 +334,8 @@
         </w:rPr>
         <w:br w:type="page"/>
       </w:r>
+      <w:bookmarkStart w:id="1" w:name="_GoBack"/>
+      <w:bookmarkEnd w:id="1"/>
     </w:p>
     <w:p>
       <w:pPr>
@@ -331,10 +345,9 @@
           <w:lang w:val="en-US"/>
         </w:rPr>
       </w:pPr>
-      <w:bookmarkStart w:id="1" w:name="_Toc165556943"/>
-      <w:bookmarkStart w:id="2" w:name="_Toc176188392"/>
+      <w:bookmarkStart w:id="2" w:name="_Toc165556943"/>
       <w:bookmarkStart w:id="3" w:name="_Toc165556942"/>
-      <w:bookmarkStart w:id="4" w:name="_Toc176188391"/>
+      <w:bookmarkStart w:id="4" w:name="_Toc227082908"/>
       <w:r>
         <w:rPr>
           <w:rFonts w:eastAsia="Times New Roman"/>
@@ -348,7 +361,7 @@
           <w:rFonts w:eastAsia="Times New Roman"/>
           <w:lang w:val="en-US"/>
         </w:rPr>
-        <w:t>2</w:t>
+        <w:t>3</w:t>
       </w:r>
       <w:r>
         <w:rPr>
@@ -375,16 +388,8 @@
         <w:rPr>
           <w:lang w:val="en-US" w:eastAsia="de-CH"/>
         </w:rPr>
-        <w:t xml:space="preserve">Fixed 6DOF </w:t>
-      </w:r>
-      <w:r>
-        <w:rPr>
-          <w:lang w:val="en-US" w:eastAsia="de-CH"/>
-        </w:rPr>
-        <w:t>stored values (did not work with languages that use something else than a decimal point as separator)</w:t>
-      </w:r>
-      <w:bookmarkStart w:id="5" w:name="_GoBack"/>
-      <w:bookmarkEnd w:id="5"/>
+        <w:t>No specific updates for this App</w:t>
+      </w:r>
     </w:p>
     <w:p>
       <w:pPr>
@@ -394,13 +399,29 @@
           <w:lang w:val="en-US"/>
         </w:rPr>
       </w:pPr>
+      <w:bookmarkStart w:id="5" w:name="_Toc227082909"/>
       <w:r>
         <w:rPr>
           <w:rFonts w:eastAsia="Times New Roman"/>
           <w:lang w:val="en-US"/>
         </w:rPr>
-        <w:t>V 0.70 News</w:t>
-      </w:r>
+        <w:t>V 0.7</w:t>
+      </w:r>
+      <w:r>
+        <w:rPr>
+          <w:rFonts w:eastAsia="Times New Roman"/>
+          <w:lang w:val="en-US"/>
+        </w:rPr>
+        <w:t>2</w:t>
+      </w:r>
+      <w:r>
+        <w:rPr>
+          <w:rFonts w:eastAsia="Times New Roman"/>
+          <w:lang w:val="en-US"/>
+        </w:rPr>
+        <w:t xml:space="preserve"> News</w:t>
+      </w:r>
+      <w:bookmarkEnd w:id="5"/>
     </w:p>
     <w:p>
       <w:pPr>
@@ -410,15 +431,39 @@
           <w:numId w:val="29"/>
         </w:numPr>
         <w:rPr>
+          <w:lang w:val="en-US" w:eastAsia="de-CH"/>
+        </w:rPr>
+      </w:pPr>
+      <w:r>
+        <w:rPr>
+          <w:lang w:val="en-US" w:eastAsia="de-CH"/>
+        </w:rPr>
+        <w:t xml:space="preserve">Fixed 6DOF </w:t>
+      </w:r>
+      <w:r>
+        <w:rPr>
+          <w:lang w:val="en-US" w:eastAsia="de-CH"/>
+        </w:rPr>
+        <w:t>stored values (did not work with languages that use something else than a decimal point as separator)</w:t>
+      </w:r>
+    </w:p>
+    <w:p>
+      <w:pPr>
+        <w:pStyle w:val="berschrift2"/>
+        <w:rPr>
+          <w:rFonts w:eastAsia="Times New Roman"/>
           <w:lang w:val="en-US"/>
         </w:rPr>
       </w:pPr>
-      <w:r>
-        <w:rPr>
-          <w:lang w:val="en-US" w:eastAsia="de-CH"/>
-        </w:rPr>
-        <w:t>GUI redesign</w:t>
-      </w:r>
+      <w:bookmarkStart w:id="6" w:name="_Toc227082910"/>
+      <w:r>
+        <w:rPr>
+          <w:rFonts w:eastAsia="Times New Roman"/>
+          <w:lang w:val="en-US"/>
+        </w:rPr>
+        <w:t>V 0.70 News</w:t>
+      </w:r>
+      <w:bookmarkEnd w:id="6"/>
     </w:p>
     <w:p>
       <w:pPr>
@@ -428,22 +473,14 @@
           <w:numId w:val="29"/>
         </w:numPr>
         <w:rPr>
-          <w:lang w:val="en-US" w:eastAsia="de-CH"/>
-        </w:rPr>
-      </w:pPr>
-      <w:proofErr w:type="spellStart"/>
-      <w:r>
-        <w:rPr>
-          <w:lang w:val="en-US" w:eastAsia="de-CH"/>
-        </w:rPr>
-        <w:t>FlyBy</w:t>
-      </w:r>
-      <w:proofErr w:type="spellEnd"/>
-      <w:r>
-        <w:rPr>
-          <w:lang w:val="en-US" w:eastAsia="de-CH"/>
-        </w:rPr>
-        <w:t xml:space="preserve"> Helper</w:t>
+          <w:lang w:val="en-US"/>
+        </w:rPr>
+      </w:pPr>
+      <w:r>
+        <w:rPr>
+          <w:lang w:val="en-US" w:eastAsia="de-CH"/>
+        </w:rPr>
+        <w:t>GUI redesign</w:t>
       </w:r>
     </w:p>
     <w:p>
@@ -457,11 +494,19 @@
           <w:lang w:val="en-US" w:eastAsia="de-CH"/>
         </w:rPr>
       </w:pPr>
-      <w:r>
-        <w:rPr>
-          <w:lang w:val="en-US" w:eastAsia="de-CH"/>
-        </w:rPr>
-        <w:t>Custom Camera selection</w:t>
+      <w:proofErr w:type="spellStart"/>
+      <w:r>
+        <w:rPr>
+          <w:lang w:val="en-US" w:eastAsia="de-CH"/>
+        </w:rPr>
+        <w:t>FlyBy</w:t>
+      </w:r>
+      <w:proofErr w:type="spellEnd"/>
+      <w:r>
+        <w:rPr>
+          <w:lang w:val="en-US" w:eastAsia="de-CH"/>
+        </w:rPr>
+        <w:t xml:space="preserve"> Helper</w:t>
       </w:r>
     </w:p>
     <w:p>
@@ -479,6 +524,24 @@
         <w:rPr>
           <w:lang w:val="en-US" w:eastAsia="de-CH"/>
         </w:rPr>
+        <w:t>Custom Camera selection</w:t>
+      </w:r>
+    </w:p>
+    <w:p>
+      <w:pPr>
+        <w:pStyle w:val="Listenabsatz"/>
+        <w:numPr>
+          <w:ilvl w:val="0"/>
+          <w:numId w:val="29"/>
+        </w:numPr>
+        <w:rPr>
+          <w:lang w:val="en-US" w:eastAsia="de-CH"/>
+        </w:rPr>
+      </w:pPr>
+      <w:r>
+        <w:rPr>
+          <w:lang w:val="en-US" w:eastAsia="de-CH"/>
+        </w:rPr>
         <w:t xml:space="preserve">Fixed 6DOF Pitch direction – was changed in one of the SU’s </w:t>
       </w:r>
     </w:p>
@@ -489,14 +552,15 @@
           <w:lang w:val="en-US" w:eastAsia="de-CH"/>
         </w:rPr>
       </w:pPr>
+      <w:bookmarkStart w:id="7" w:name="_Toc227082911"/>
       <w:r>
         <w:rPr>
           <w:lang w:val="en-US" w:eastAsia="de-CH"/>
         </w:rPr>
         <w:t>Old News</w:t>
       </w:r>
-      <w:bookmarkEnd w:id="1"/>
       <w:bookmarkEnd w:id="2"/>
+      <w:bookmarkEnd w:id="7"/>
     </w:p>
     <w:p>
       <w:pPr>
@@ -590,7 +654,7 @@
             </w:rPr>
             <w:fldChar w:fldCharType="separate"/>
           </w:r>
-          <w:hyperlink w:anchor="_Toc176188390" w:history="1">
+          <w:hyperlink w:anchor="_Toc227082907" w:history="1">
             <w:r>
               <w:rPr>
                 <w:rStyle w:val="Hyperlink"/>
@@ -615,7 +679,7 @@
               <w:rPr>
                 <w:webHidden/>
               </w:rPr>
-              <w:instrText xml:space="preserve"> PAGEREF _Toc176188390 \h </w:instrText>
+              <w:instrText xml:space="preserve"> PAGEREF _Toc227082907 \h </w:instrText>
             </w:r>
             <w:r>
               <w:rPr>
@@ -654,7 +718,7 @@
               <w:sz w:val="22"/>
             </w:rPr>
           </w:pPr>
-          <w:hyperlink w:anchor="_Toc176188391" w:history="1">
+          <w:hyperlink w:anchor="_Toc227082908" w:history="1">
             <w:r>
               <w:rPr>
                 <w:rStyle w:val="Hyperlink"/>
@@ -662,7 +726,7 @@
                 <w:noProof/>
                 <w:lang w:val="en-US"/>
               </w:rPr>
-              <w:t>V 0.70 News</w:t>
+              <w:t>V 0.73 News</w:t>
             </w:r>
             <w:r>
               <w:rPr>
@@ -683,7 +747,7 @@
                 <w:noProof/>
                 <w:webHidden/>
               </w:rPr>
-              <w:instrText xml:space="preserve"> PAGEREF _Toc176188391 \h </w:instrText>
+              <w:instrText xml:space="preserve"> PAGEREF _Toc227082908 \h </w:instrText>
             </w:r>
             <w:r>
               <w:rPr>
@@ -726,7 +790,151 @@
               <w:sz w:val="22"/>
             </w:rPr>
           </w:pPr>
-          <w:hyperlink w:anchor="_Toc176188392" w:history="1">
+          <w:hyperlink w:anchor="_Toc227082909" w:history="1">
+            <w:r>
+              <w:rPr>
+                <w:rStyle w:val="Hyperlink"/>
+                <w:rFonts w:eastAsia="Times New Roman"/>
+                <w:noProof/>
+                <w:lang w:val="en-US"/>
+              </w:rPr>
+              <w:t>V 0.72 News</w:t>
+            </w:r>
+            <w:r>
+              <w:rPr>
+                <w:noProof/>
+                <w:webHidden/>
+              </w:rPr>
+              <w:tab/>
+            </w:r>
+            <w:r>
+              <w:rPr>
+                <w:rStyle w:val="Hyperlink"/>
+                <w:noProof/>
+              </w:rPr>
+              <w:fldChar w:fldCharType="begin"/>
+            </w:r>
+            <w:r>
+              <w:rPr>
+                <w:noProof/>
+                <w:webHidden/>
+              </w:rPr>
+              <w:instrText xml:space="preserve"> PAGEREF _Toc227082909 \h </w:instrText>
+            </w:r>
+            <w:r>
+              <w:rPr>
+                <w:rStyle w:val="Hyperlink"/>
+                <w:noProof/>
+              </w:rPr>
+            </w:r>
+            <w:r>
+              <w:rPr>
+                <w:rStyle w:val="Hyperlink"/>
+                <w:noProof/>
+              </w:rPr>
+              <w:fldChar w:fldCharType="separate"/>
+            </w:r>
+            <w:r>
+              <w:rPr>
+                <w:noProof/>
+                <w:webHidden/>
+              </w:rPr>
+              <w:t>2</w:t>
+            </w:r>
+            <w:r>
+              <w:rPr>
+                <w:rStyle w:val="Hyperlink"/>
+                <w:noProof/>
+              </w:rPr>
+              <w:fldChar w:fldCharType="end"/>
+            </w:r>
+          </w:hyperlink>
+        </w:p>
+        <w:p>
+          <w:pPr>
+            <w:pStyle w:val="Verzeichnis2"/>
+            <w:tabs>
+              <w:tab w:val="right" w:leader="dot" w:pos="10196"/>
+            </w:tabs>
+            <w:rPr>
+              <w:rFonts w:cstheme="minorBidi"/>
+              <w:noProof/>
+              <w:sz w:val="22"/>
+            </w:rPr>
+          </w:pPr>
+          <w:hyperlink w:anchor="_Toc227082910" w:history="1">
+            <w:r>
+              <w:rPr>
+                <w:rStyle w:val="Hyperlink"/>
+                <w:rFonts w:eastAsia="Times New Roman"/>
+                <w:noProof/>
+                <w:lang w:val="en-US"/>
+              </w:rPr>
+              <w:t>V 0.70 News</w:t>
+            </w:r>
+            <w:r>
+              <w:rPr>
+                <w:noProof/>
+                <w:webHidden/>
+              </w:rPr>
+              <w:tab/>
+            </w:r>
+            <w:r>
+              <w:rPr>
+                <w:rStyle w:val="Hyperlink"/>
+                <w:noProof/>
+              </w:rPr>
+              <w:fldChar w:fldCharType="begin"/>
+            </w:r>
+            <w:r>
+              <w:rPr>
+                <w:noProof/>
+                <w:webHidden/>
+              </w:rPr>
+              <w:instrText xml:space="preserve"> PAGEREF _Toc227082910 \h </w:instrText>
+            </w:r>
+            <w:r>
+              <w:rPr>
+                <w:rStyle w:val="Hyperlink"/>
+                <w:noProof/>
+              </w:rPr>
+            </w:r>
+            <w:r>
+              <w:rPr>
+                <w:rStyle w:val="Hyperlink"/>
+                <w:noProof/>
+              </w:rPr>
+              <w:fldChar w:fldCharType="separate"/>
+            </w:r>
+            <w:r>
+              <w:rPr>
+                <w:noProof/>
+                <w:webHidden/>
+              </w:rPr>
+              <w:t>2</w:t>
+            </w:r>
+            <w:r>
+              <w:rPr>
+                <w:rStyle w:val="Hyperlink"/>
+                <w:noProof/>
+              </w:rPr>
+              <w:fldChar w:fldCharType="end"/>
+            </w:r>
+          </w:hyperlink>
+        </w:p>
+        <w:p>
+          <w:pPr>
+            <w:pStyle w:val="Verzeichnis2"/>
+            <w:tabs>
+              <w:tab w:val="right" w:leader="dot" w:pos="10196"/>
+            </w:tabs>
+            <w:rPr>
+              <w:rFonts w:cstheme="minorBidi"/>
+              <w:noProof/>
+              <w:sz w:val="22"/>
+            </w:rPr>
+          </w:pPr>
+          <w:hyperlink w:anchor="_Toc227082911" w:history="1">
             <w:r>
               <w:rPr>
                 <w:rStyle w:val="Hyperlink"/>
@@ -754,7 +962,7 @@
                 <w:noProof/>
                 <w:webHidden/>
               </w:rPr>
-              <w:instrText xml:space="preserve"> PAGEREF _Toc176188392 \h </w:instrText>
+              <w:instrText xml:space="preserve"> PAGEREF _Toc227082911 \h </w:instrText>
             </w:r>
             <w:r>
               <w:rPr>
@@ -794,7 +1002,7 @@
               <w:sz w:val="22"/>
             </w:rPr>
           </w:pPr>
-          <w:hyperlink w:anchor="_Toc176188393" w:history="1">
+          <w:hyperlink w:anchor="_Toc227082912" w:history="1">
             <w:r>
               <w:rPr>
                 <w:rStyle w:val="Hyperlink"/>
@@ -819,7 +1027,7 @@
               <w:rPr>
                 <w:webHidden/>
               </w:rPr>
-              <w:instrText xml:space="preserve"> PAGEREF _Toc176188393 \h </w:instrText>
+              <w:instrText xml:space="preserve"> PAGEREF _Toc227082912 \h </w:instrText>
             </w:r>
             <w:r>
               <w:rPr>
@@ -855,7 +1063,7 @@
               <w:sz w:val="22"/>
             </w:rPr>
           </w:pPr>
-          <w:hyperlink w:anchor="_Toc176188394" w:history="1">
+          <w:hyperlink w:anchor="_Toc227082913" w:history="1">
             <w:r>
               <w:rPr>
                 <w:rStyle w:val="Hyperlink"/>
@@ -879,7 +1087,7 @@
               <w:rPr>
                 <w:webHidden/>
               </w:rPr>
-              <w:instrText xml:space="preserve"> PAGEREF _Toc176188394 \h </w:instrText>
+              <w:instrText xml:space="preserve"> PAGEREF _Toc227082913 \h </w:instrText>
             </w:r>
             <w:r>
               <w:rPr>
@@ -915,7 +1123,7 @@
               <w:sz w:val="22"/>
             </w:rPr>
           </w:pPr>
-          <w:hyperlink w:anchor="_Toc176188395" w:history="1">
+          <w:hyperlink w:anchor="_Toc227082914" w:history="1">
             <w:r>
               <w:rPr>
                 <w:rStyle w:val="Hyperlink"/>
@@ -939,7 +1147,7 @@
               <w:rPr>
                 <w:webHidden/>
               </w:rPr>
-              <w:instrText xml:space="preserve"> PAGEREF _Toc176188395 \h </w:instrText>
+              <w:instrText xml:space="preserve"> PAGEREF _Toc227082914 \h </w:instrText>
             </w:r>
             <w:r>
               <w:rPr>
@@ -975,7 +1183,7 @@
               <w:sz w:val="22"/>
             </w:rPr>
           </w:pPr>
-          <w:hyperlink w:anchor="_Toc176188396" w:history="1">
+          <w:hyperlink w:anchor="_Toc227082915" w:history="1">
             <w:r>
               <w:rPr>
                 <w:rStyle w:val="Hyperlink"/>
@@ -1000,7 +1208,7 @@
               <w:rPr>
                 <w:webHidden/>
               </w:rPr>
-              <w:instrText xml:space="preserve"> PAGEREF _Toc176188396 \h </w:instrText>
+              <w:instrText xml:space="preserve"> PAGEREF _Toc227082915 \h </w:instrText>
             </w:r>
             <w:r>
               <w:rPr>
@@ -1036,7 +1244,7 @@
               <w:sz w:val="22"/>
             </w:rPr>
           </w:pPr>
-          <w:hyperlink w:anchor="_Toc176188397" w:history="1">
+          <w:hyperlink w:anchor="_Toc227082916" w:history="1">
             <w:r>
               <w:rPr>
                 <w:rStyle w:val="Hyperlink"/>
@@ -1060,7 +1268,7 @@
               <w:rPr>
                 <w:webHidden/>
               </w:rPr>
-              <w:instrText xml:space="preserve"> PAGEREF _Toc176188397 \h </w:instrText>
+              <w:instrText xml:space="preserve"> PAGEREF _Toc227082916 \h </w:instrText>
             </w:r>
             <w:r>
               <w:rPr>
@@ -1096,7 +1304,7 @@
               <w:sz w:val="22"/>
             </w:rPr>
           </w:pPr>
-          <w:hyperlink w:anchor="_Toc176188398" w:history="1">
+          <w:hyperlink w:anchor="_Toc227082917" w:history="1">
             <w:r>
               <w:rPr>
                 <w:rStyle w:val="Hyperlink"/>
@@ -1120,7 +1328,7 @@
               <w:rPr>
                 <w:webHidden/>
               </w:rPr>
-              <w:instrText xml:space="preserve"> PAGEREF _Toc176188398 \h </w:instrText>
+              <w:instrText xml:space="preserve"> PAGEREF _Toc227082917 \h </w:instrText>
             </w:r>
             <w:r>
               <w:rPr>
@@ -1156,7 +1364,7 @@
               <w:sz w:val="22"/>
             </w:rPr>
           </w:pPr>
-          <w:hyperlink w:anchor="_Toc176188399" w:history="1">
+          <w:hyperlink w:anchor="_Toc227082918" w:history="1">
             <w:r>
               <w:rPr>
                 <w:rStyle w:val="Hyperlink"/>
@@ -1180,7 +1388,7 @@
               <w:rPr>
                 <w:webHidden/>
               </w:rPr>
-              <w:instrText xml:space="preserve"> PAGEREF _Toc176188399 \h </w:instrText>
+              <w:instrText xml:space="preserve"> PAGEREF _Toc227082918 \h </w:instrText>
             </w:r>
             <w:r>
               <w:rPr>
@@ -1216,7 +1424,7 @@
               <w:sz w:val="22"/>
             </w:rPr>
           </w:pPr>
-          <w:hyperlink w:anchor="_Toc176188400" w:history="1">
+          <w:hyperlink w:anchor="_Toc227082919" w:history="1">
             <w:r>
               <w:rPr>
                 <w:rStyle w:val="Hyperlink"/>
@@ -1240,7 +1448,7 @@
               <w:rPr>
                 <w:webHidden/>
               </w:rPr>
-              <w:instrText xml:space="preserve"> PAGEREF _Toc176188400 \h </w:instrText>
+              <w:instrText xml:space="preserve"> PAGEREF _Toc227082919 \h </w:instrText>
             </w:r>
             <w:r>
               <w:rPr>
@@ -1276,7 +1484,7 @@
               <w:sz w:val="22"/>
             </w:rPr>
           </w:pPr>
-          <w:hyperlink w:anchor="_Toc176188401" w:history="1">
+          <w:hyperlink w:anchor="_Toc227082920" w:history="1">
             <w:r>
               <w:rPr>
                 <w:rStyle w:val="Hyperlink"/>
@@ -1300,7 +1508,7 @@
               <w:rPr>
                 <w:webHidden/>
               </w:rPr>
-              <w:instrText xml:space="preserve"> PAGEREF _Toc176188401 \h </w:instrText>
+              <w:instrText xml:space="preserve"> PAGEREF _Toc227082920 \h </w:instrText>
             </w:r>
             <w:r>
               <w:rPr>
@@ -1336,7 +1544,7 @@
               <w:sz w:val="22"/>
             </w:rPr>
           </w:pPr>
-          <w:hyperlink w:anchor="_Toc176188402" w:history="1">
+          <w:hyperlink w:anchor="_Toc227082921" w:history="1">
             <w:r>
               <w:rPr>
                 <w:rStyle w:val="Hyperlink"/>
@@ -1360,7 +1568,7 @@
               <w:rPr>
                 <w:webHidden/>
               </w:rPr>
-              <w:instrText xml:space="preserve"> PAGEREF _Toc176188402 \h </w:instrText>
+              <w:instrText xml:space="preserve"> PAGEREF _Toc227082921 \h </w:instrText>
             </w:r>
             <w:r>
               <w:rPr>
@@ -1396,7 +1604,7 @@
               <w:sz w:val="22"/>
             </w:rPr>
           </w:pPr>
-          <w:hyperlink w:anchor="_Toc176188403" w:history="1">
+          <w:hyperlink w:anchor="_Toc227082922" w:history="1">
             <w:r>
               <w:rPr>
                 <w:rStyle w:val="Hyperlink"/>
@@ -1420,7 +1628,7 @@
               <w:rPr>
                 <w:webHidden/>
               </w:rPr>
-              <w:instrText xml:space="preserve"> PAGEREF _Toc176188403 \h </w:instrText>
+              <w:instrText xml:space="preserve"> PAGEREF _Toc227082922 \h </w:instrText>
             </w:r>
             <w:r>
               <w:rPr>
@@ -1459,7 +1667,7 @@
               <w:sz w:val="22"/>
             </w:rPr>
           </w:pPr>
-          <w:hyperlink w:anchor="_Toc176188404" w:history="1">
+          <w:hyperlink w:anchor="_Toc227082923" w:history="1">
             <w:r>
               <w:rPr>
                 <w:rStyle w:val="Hyperlink"/>
@@ -1487,7 +1695,7 @@
                 <w:noProof/>
                 <w:webHidden/>
               </w:rPr>
-              <w:instrText xml:space="preserve"> PAGEREF _Toc176188404 \h </w:instrText>
+              <w:instrText xml:space="preserve"> PAGEREF _Toc227082923 \h </w:instrText>
             </w:r>
             <w:r>
               <w:rPr>
@@ -1552,7 +1760,7 @@
           <w:lang w:val="en-US" w:eastAsia="de-CH"/>
         </w:rPr>
       </w:pPr>
-      <w:bookmarkStart w:id="6" w:name="_Toc176188393"/>
+      <w:bookmarkStart w:id="8" w:name="_Toc227082912"/>
       <w:r>
         <w:rPr>
           <w:rFonts w:eastAsia="Times New Roman"/>
@@ -1567,7 +1775,7 @@
         </w:rPr>
         <w:t xml:space="preserve"> of the Standalone App</w:t>
       </w:r>
-      <w:bookmarkEnd w:id="6"/>
+      <w:bookmarkEnd w:id="8"/>
     </w:p>
     <w:p>
       <w:pPr>
@@ -1731,7 +1939,7 @@
           <w:lang w:val="en-US" w:eastAsia="de-CH"/>
         </w:rPr>
       </w:pPr>
-      <w:bookmarkStart w:id="7" w:name="_Toc176188394"/>
+      <w:bookmarkStart w:id="9" w:name="_Toc227082913"/>
       <w:r>
         <w:rPr>
           <w:noProof/>
@@ -1799,22 +2007,7 @@
         </w:rPr>
         <w:t>Setup</w:t>
       </w:r>
-      <w:r>
-        <w:rPr>
-          <w:lang w:val="en-US" w:eastAsia="de-CH"/>
-        </w:rPr>
-        <w:t xml:space="preserve"> </w:t>
-      </w:r>
-      <w:r>
-        <w:rPr>
-          <w:color w:val="FF0000"/>
-          <w:sz w:val="20"/>
-          <w:szCs w:val="20"/>
-          <w:lang w:val="en-US" w:eastAsia="de-CH"/>
-        </w:rPr>
-        <w:t>(V0.70 new)</w:t>
-      </w:r>
-      <w:bookmarkEnd w:id="7"/>
+      <w:bookmarkEnd w:id="9"/>
     </w:p>
     <w:p>
       <w:pPr>
@@ -1920,7 +2113,7 @@
           <w:lang w:val="en-US" w:eastAsia="de-CH"/>
         </w:rPr>
       </w:pPr>
-      <w:bookmarkStart w:id="8" w:name="_Toc176188395"/>
+      <w:bookmarkStart w:id="10" w:name="_Toc227082914"/>
       <w:r>
         <w:rPr>
           <w:lang w:val="en-US" w:eastAsia="de-CH"/>
@@ -1933,22 +2126,7 @@
         </w:rPr>
         <w:t xml:space="preserve"> – please read</w:t>
       </w:r>
-      <w:r>
-        <w:rPr>
-          <w:lang w:val="en-US" w:eastAsia="de-CH"/>
-        </w:rPr>
-        <w:t xml:space="preserve"> </w:t>
-      </w:r>
-      <w:r>
-        <w:rPr>
-          <w:color w:val="FF0000"/>
-          <w:sz w:val="20"/>
-          <w:szCs w:val="20"/>
-          <w:lang w:val="en-US" w:eastAsia="de-CH"/>
-        </w:rPr>
-        <w:t>(V0.70 new)</w:t>
-      </w:r>
-      <w:bookmarkEnd w:id="8"/>
+      <w:bookmarkEnd w:id="10"/>
     </w:p>
     <w:p>
       <w:pPr>
@@ -2095,13 +2273,6 @@
         <w:br/>
         <w:t>If you encounter, just try again and it may work. At least I could not find a way to force the Sim to do things…</w:t>
       </w:r>
-    </w:p>
-    <w:p>
-      <w:pPr>
-        <w:rPr>
-          <w:lang w:val="en-US" w:eastAsia="de-CH"/>
-        </w:rPr>
-      </w:pPr>
       <w:r>
         <w:rPr>
           <w:lang w:val="en-US" w:eastAsia="de-CH"/>
@@ -2117,7 +2288,7 @@
           <w:lang w:val="en-US" w:eastAsia="de-CH"/>
         </w:rPr>
       </w:pPr>
-      <w:bookmarkStart w:id="9" w:name="_Toc176188396"/>
+      <w:bookmarkStart w:id="11" w:name="_Toc227082915"/>
       <w:r>
         <w:rPr>
           <w:rFonts w:eastAsia="Times New Roman"/>
@@ -2126,7 +2297,7 @@
         <w:lastRenderedPageBreak/>
         <w:t>Camera Management Console</w:t>
       </w:r>
-      <w:bookmarkEnd w:id="9"/>
+      <w:bookmarkEnd w:id="11"/>
     </w:p>
     <w:p>
       <w:pPr>
@@ -3425,45 +3596,6 @@
       <w:r>
         <w:rPr>
           <w:noProof/>
-          <w:sz w:val="16"/>
-          <w:lang w:val="en-US" w:eastAsia="de-CH"/>
-        </w:rPr>
-        <w:t xml:space="preserve"> </w:t>
-      </w:r>
-      <w:r>
-        <w:rPr>
-          <w:color w:val="FF0000"/>
-          <w:sz w:val="18"/>
-          <w:lang w:val="en-US" w:eastAsia="de-CH"/>
-        </w:rPr>
-        <w:t>(V0.70</w:t>
-      </w:r>
-      <w:r>
-        <w:rPr>
-          <w:color w:val="FF0000"/>
-          <w:sz w:val="18"/>
-          <w:lang w:val="en-US" w:eastAsia="de-CH"/>
-        </w:rPr>
-        <w:t xml:space="preserve"> new</w:t>
-      </w:r>
-      <w:r>
-        <w:rPr>
-          <w:noProof/>
-          <w:lang w:eastAsia="de-CH"/>
-        </w:rPr>
-        <w:t xml:space="preserve"> </w:t>
-      </w:r>
-      <w:r>
-        <w:rPr>
-          <w:color w:val="FF0000"/>
-          <w:sz w:val="18"/>
-          <w:lang w:val="en-US" w:eastAsia="de-CH"/>
-        </w:rPr>
-        <w:t>)</w:t>
-      </w:r>
-      <w:r>
-        <w:rPr>
-          <w:noProof/>
           <w:lang w:val="en-US" w:eastAsia="de-CH"/>
         </w:rPr>
         <w:br/>
@@ -3991,8 +4123,8 @@
           <w:lang w:val="en-US" w:eastAsia="de-CH"/>
         </w:rPr>
       </w:pPr>
-      <w:bookmarkStart w:id="10" w:name="_Toc176188397"/>
-      <w:bookmarkStart w:id="11" w:name="_Toc117207008"/>
+      <w:bookmarkStart w:id="12" w:name="_Toc117207008"/>
+      <w:bookmarkStart w:id="13" w:name="_Toc227082916"/>
       <w:r>
         <w:rPr>
           <w:lang w:val="en-US" w:eastAsia="de-CH"/>
@@ -4000,7 +4132,7 @@
         <w:lastRenderedPageBreak/>
         <w:t>6DOF Camera</w:t>
       </w:r>
-      <w:bookmarkEnd w:id="10"/>
+      <w:bookmarkEnd w:id="13"/>
     </w:p>
     <w:p>
       <w:pPr>
@@ -4679,42 +4811,15 @@
           <w:lang w:val="en-US" w:eastAsia="de-CH"/>
         </w:rPr>
       </w:pPr>
-      <w:bookmarkStart w:id="12" w:name="_Toc176188398"/>
+      <w:bookmarkStart w:id="14" w:name="_Toc227082917"/>
       <w:r>
         <w:rPr>
           <w:lang w:val="en-US" w:eastAsia="de-CH"/>
         </w:rPr>
         <w:lastRenderedPageBreak/>
-        <w:t xml:space="preserve">Selecting Custom Cameras </w:t>
-      </w:r>
-      <w:r>
-        <w:rPr>
-          <w:color w:val="FF0000"/>
-          <w:sz w:val="18"/>
-          <w:szCs w:val="18"/>
-          <w:lang w:val="en-US" w:eastAsia="de-CH"/>
-        </w:rPr>
-        <w:t>(V0.70</w:t>
-      </w:r>
-      <w:r>
-        <w:rPr>
-          <w:color w:val="FF0000"/>
-          <w:sz w:val="18"/>
-          <w:szCs w:val="18"/>
-          <w:lang w:val="en-US" w:eastAsia="de-CH"/>
-        </w:rPr>
-        <w:t xml:space="preserve"> new</w:t>
-      </w:r>
-      <w:r>
-        <w:rPr>
-          <w:color w:val="FF0000"/>
-          <w:sz w:val="18"/>
-          <w:szCs w:val="18"/>
-          <w:lang w:val="en-US" w:eastAsia="de-CH"/>
-        </w:rPr>
-        <w:t>)</w:t>
-      </w:r>
-      <w:bookmarkEnd w:id="12"/>
+        <w:t>Selecting Custom Cameras</w:t>
+      </w:r>
+      <w:bookmarkEnd w:id="14"/>
     </w:p>
     <w:p>
       <w:pPr>
@@ -4962,7 +5067,7 @@
           <w:lang w:val="en-US" w:eastAsia="de-CH"/>
         </w:rPr>
       </w:pPr>
-      <w:bookmarkStart w:id="13" w:name="_Toc176188399"/>
+      <w:bookmarkStart w:id="15" w:name="_Toc227082918"/>
       <w:proofErr w:type="spellStart"/>
       <w:r>
         <w:rPr>
@@ -4976,36 +5081,9 @@
         <w:rPr>
           <w:lang w:val="en-US" w:eastAsia="de-CH"/>
         </w:rPr>
-        <w:t xml:space="preserve"> Helper </w:t>
-      </w:r>
-      <w:r>
-        <w:rPr>
-          <w:color w:val="FF0000"/>
-          <w:sz w:val="18"/>
-          <w:szCs w:val="18"/>
-          <w:lang w:val="en-US" w:eastAsia="de-CH"/>
-        </w:rPr>
-        <w:t>(V0.70</w:t>
-      </w:r>
-      <w:r>
-        <w:rPr>
-          <w:color w:val="FF0000"/>
-          <w:sz w:val="18"/>
-          <w:szCs w:val="18"/>
-          <w:lang w:val="en-US" w:eastAsia="de-CH"/>
-        </w:rPr>
-        <w:t xml:space="preserve"> new</w:t>
-      </w:r>
-      <w:r>
-        <w:rPr>
-          <w:color w:val="FF0000"/>
-          <w:sz w:val="18"/>
-          <w:szCs w:val="18"/>
-          <w:lang w:val="en-US" w:eastAsia="de-CH"/>
-        </w:rPr>
-        <w:t>)</w:t>
-      </w:r>
-      <w:bookmarkEnd w:id="13"/>
+        <w:t xml:space="preserve"> Helper</w:t>
+      </w:r>
+      <w:bookmarkEnd w:id="15"/>
     </w:p>
     <w:p>
       <w:pPr>
@@ -6198,7 +6276,7 @@
           <w:lang w:val="en-US" w:eastAsia="de-CH"/>
         </w:rPr>
       </w:pPr>
-      <w:bookmarkStart w:id="14" w:name="_Toc176188400"/>
+      <w:bookmarkStart w:id="16" w:name="_Toc227082919"/>
       <w:r>
         <w:rPr>
           <w:lang w:val="en-US" w:eastAsia="de-CH"/>
@@ -6238,7 +6316,7 @@
         </w:rPr>
         <w:t>)</w:t>
       </w:r>
-      <w:bookmarkEnd w:id="14"/>
+      <w:bookmarkEnd w:id="16"/>
     </w:p>
     <w:p>
       <w:pPr>
@@ -6468,42 +6546,15 @@
           <w:lang w:val="en-US" w:eastAsia="de-CH"/>
         </w:rPr>
       </w:pPr>
-      <w:bookmarkStart w:id="15" w:name="_Toc176188401"/>
+      <w:bookmarkStart w:id="17" w:name="_Toc227082920"/>
       <w:r>
         <w:rPr>
           <w:lang w:val="en-US" w:eastAsia="de-CH"/>
         </w:rPr>
         <w:lastRenderedPageBreak/>
-        <w:t xml:space="preserve">Key Setup </w:t>
-      </w:r>
-      <w:r>
-        <w:rPr>
-          <w:color w:val="FF0000"/>
-          <w:sz w:val="18"/>
-          <w:szCs w:val="18"/>
-          <w:lang w:val="en-US" w:eastAsia="de-CH"/>
-        </w:rPr>
-        <w:t>(V0.70</w:t>
-      </w:r>
-      <w:r>
-        <w:rPr>
-          <w:color w:val="FF0000"/>
-          <w:sz w:val="18"/>
-          <w:szCs w:val="18"/>
-          <w:lang w:val="en-US" w:eastAsia="de-CH"/>
-        </w:rPr>
-        <w:t xml:space="preserve"> new</w:t>
-      </w:r>
-      <w:r>
-        <w:rPr>
-          <w:color w:val="FF0000"/>
-          <w:sz w:val="18"/>
-          <w:szCs w:val="18"/>
-          <w:lang w:val="en-US" w:eastAsia="de-CH"/>
-        </w:rPr>
-        <w:t>)</w:t>
-      </w:r>
-      <w:bookmarkEnd w:id="15"/>
+        <w:t>Key Setup</w:t>
+      </w:r>
+      <w:bookmarkEnd w:id="17"/>
     </w:p>
     <w:p>
       <w:pPr>
@@ -7513,7 +7564,7 @@
           <w:lang w:val="en-US" w:eastAsia="de-CH"/>
         </w:rPr>
       </w:pPr>
-      <w:bookmarkStart w:id="16" w:name="_Toc176188402"/>
+      <w:bookmarkStart w:id="18" w:name="_Toc227082921"/>
       <w:r>
         <w:rPr>
           <w:lang w:val="en-US" w:eastAsia="de-CH"/>
@@ -7521,8 +7572,8 @@
         <w:lastRenderedPageBreak/>
         <w:t>Distributed Contents:</w:t>
       </w:r>
-      <w:bookmarkEnd w:id="11"/>
-      <w:bookmarkEnd w:id="16"/>
+      <w:bookmarkEnd w:id="12"/>
+      <w:bookmarkEnd w:id="18"/>
     </w:p>
     <w:p>
       <w:pPr>
@@ -7572,14 +7623,14 @@
           <w:lang w:val="en-US"/>
         </w:rPr>
       </w:pPr>
-      <w:bookmarkStart w:id="17" w:name="_Toc176188403"/>
+      <w:bookmarkStart w:id="19" w:name="_Toc227082922"/>
       <w:r>
         <w:rPr>
           <w:lang w:val="en-US"/>
         </w:rPr>
         <w:t>Appendix:</w:t>
       </w:r>
-      <w:bookmarkEnd w:id="17"/>
+      <w:bookmarkEnd w:id="19"/>
     </w:p>
     <w:p>
       <w:pPr>
@@ -7588,14 +7639,14 @@
           <w:lang w:val="en-US"/>
         </w:rPr>
       </w:pPr>
-      <w:bookmarkStart w:id="18" w:name="_Toc176188404"/>
+      <w:bookmarkStart w:id="20" w:name="_Toc227082923"/>
       <w:r>
         <w:rPr>
           <w:lang w:val="en-US"/>
         </w:rPr>
         <w:t>Issue Reporting:</w:t>
       </w:r>
-      <w:bookmarkEnd w:id="18"/>
+      <w:bookmarkEnd w:id="20"/>
     </w:p>
     <w:p>
       <w:pPr>
@@ -7957,7 +8008,7 @@
             <w:noProof/>
             <w:lang w:val="de-DE"/>
           </w:rPr>
-          <w:t>2</w:t>
+          <w:t>1</w:t>
         </w:r>
         <w:r>
           <w:fldChar w:fldCharType="end"/>
@@ -13536,7 +13587,7 @@
 </file>
 
 <file path=customXml/itemProps1.xml><?xml version="1.0" encoding="utf-8"?>
-<ds:datastoreItem xmlns:ds="http://schemas.openxmlformats.org/officeDocument/2006/customXml" ds:itemID="{7F209D29-77A4-4685-AE87-5F8CF79402F0}">
+<ds:datastoreItem xmlns:ds="http://schemas.openxmlformats.org/officeDocument/2006/customXml" ds:itemID="{F0EA850D-3DD7-4D7F-A7FE-2E235DAE8F77}">
   <ds:schemaRefs>
     <ds:schemaRef ds:uri="http://schemas.openxmlformats.org/officeDocument/2006/bibliography"/>
   </ds:schemaRefs>
